--- a/03_Outputs/final scripts/fr/Module 3/3.0.0-fr.docx
+++ b/03_Outputs/final scripts/fr/Module 3/3.0.0-fr.docx
@@ -19,27 +19,27 @@
     </w:p>
     <w:p>
       <w:r>
-        <w:t xml:space="preserve">Dans le Sud global, les défis sont particulièrement importants. Les régions fortement dépendantes des combustibles fossiles (comme les zones charbonnières en Inde ou les économies pétrolières au Moyen-Orient) risquent des perturbations économiques si le changement n’est pas géré de manière réfléchie. Les droits fonciers, l’utilisation de l’eau et la pauvreté ajoutent une complexité supplémentaire, façonnant le chemin vers les énergies renouvelables.  </w:t>
+        <w:t xml:space="preserve">Dans le Sud global, les défis sont particulièrement importants. Les régions fortement dépendantes des combustibles fossiles (comme les zones charbonnières en Inde ou les économies pétrolières au Moyen-Orient) risquent des perturbations économiques si le changement n’est pas géré de manière réfléchie. Les droits fonciers, l’utilisation de l’eau et la pauvreté ajoutent encore de la complexité, façonnant le chemin vers les énergies renouvelables.  </w:t>
       </w:r>
     </w:p>
     <w:p>
       <w:r>
-        <w:t xml:space="preserve">Une transition énergétique juste exige une gouvernance forte et une collaboration. Les politiques et les institutions doivent refléter les réalités locales, les contextes culturels et les droits humains. Par exemple, garantir la tenure foncière dans les projets renouvelables peut aider à prévenir les déplacements, tandis que la participation communautaire par des processus comme le Consentement Libre, Préalable et Éclairé (CPE) renforce la confiance et la légitimité.  </w:t>
+        <w:t xml:space="preserve">Une transition énergétique juste exige une gouvernance forte et une collaboration étroite. Les politiques et les institutions doivent refléter les réalités locales, les contextes culturels et les droits humains. Par exemple, garantir la tenure foncière dans les projets renouvelables peut aider à prévenir les déplacements, tandis que la participation communautaire par des processus comme le Consentement Libre, Préalable et Éclairé (CPE) renforce la confiance et la légitimité.  </w:t>
       </w:r>
     </w:p>
     <w:p>
       <w:r>
-        <w:t xml:space="preserve">Il existe également des considérations environnementales. Les systèmes d’énergie renouvelable réduisent les émissions de gaz à effet de serre, l’énergie solaire produisant environ soixante-dix pour cent d’émissions de cycle de vie en moins que le charbon. Même ainsi, ces technologies doivent être développées de manière responsable. Les grands projets hydroélectriques peuvent perturber les écosystèmes, et les parcs éoliens ou solaires nécessitent une implantation soigneuse pour minimiser leur impact sur les habitats.  </w:t>
+        <w:t xml:space="preserve">Il existe également des considérations environnementales. Les systèmes d’énergie renouvelable réduisent les émissions de gaz à effet de serre, l’énergie solaire produisant environ soixante-dix pour cent d’émissions de cycle de vie en moins que le charbon. Cependant, ces technologies doivent être développées de manière responsable. Les grands projets hydroélectriques peuvent perturber les écosystèmes, et les parcs éoliens ou solaires nécessitent une implantation soigneuse pour minimiser leur impact sur les habitats.  </w:t>
       </w:r>
     </w:p>
     <w:p>
       <w:r>
-        <w:t xml:space="preserve">La transition crée aussi de nouvelles opportunités économiques. Les pays disposant de réserves de minéraux critiques tels que le lithium, le cobalt et les terres rares sont en position de contribuer de manière significative. Une extraction responsable et la coopération internationale sont essentielles pour éviter des dommages environnementaux et sociaux. Au-delà de l’extraction, les pays en développement peuvent renforcer leur économie en investissant dans la transformation et la fabrication locales. Par exemple, le Maroc et l’Égypte construisent des industries régionales dans la production de panneaux solaires et de batteries, créant des emplois et renforçant leur résilience.  </w:t>
+        <w:t xml:space="preserve">La transition crée aussi de nouvelles opportunités économiques. Les pays disposant de réserves de minéraux critiques tels que le lithium, le cobalt et les terres rares sont en position de contribuer de manière significative. Une extraction responsable et une coopération internationale sont essentielles pour éviter des dommages environnementaux et sociaux. Au-delà de l’extraction, les pays en développement peuvent renforcer leur économie en investissant dans la transformation et la fabrication locales. Par exemple, le Maroc et l’Égypte construisent des industries régionales dans la production de panneaux solaires et de batteries, créant des emplois et renforçant leur résilience.  </w:t>
       </w:r>
     </w:p>
     <w:p>
       <w:r>
-        <w:t xml:space="preserve">Parallèlement, la transition de la main-d’œuvre est essentielle. Des programmes de reconversion pour les travailleurs des combustibles fossiles, des mesures pour réduire les écarts entre les sexes, et des filets de sécurité sociale tels que des subventions ciblées et un soutien au revenu peuvent aider les communautés à s’adapter et à prospérer durant cette période de changement.  </w:t>
+        <w:t xml:space="preserve">Parallèlement, la transition des travailleurs est essentielle. Des programmes de reconversion pour les employés des combustibles fossiles, des mesures pour réduire les écarts entre les sexes, et des filets de sécurité sociale tels que des subventions ciblées et un soutien au revenu peuvent aider les communautés à s’adapter et à prospérer durant cette période de changement.  </w:t>
       </w:r>
     </w:p>
     <w:p>
